--- a/companies/northgate-staffing/Engagements/Davis and Sons/2018.09.23 - Status Report - Davis and Sons v2 FINAL.docx
+++ b/companies/northgate-staffing/Engagements/Davis and Sons/2018.09.23 - Status Report - Davis and Sons v2 FINAL.docx
@@ -7,12 +7,12 @@
         <w:pStyle w:val="Heading1"/>
       </w:pPr>
       <w:r>
-        <w:t>Status Report: Head of Operations Search for Davis and Sons</w:t>
+        <w:t>Status Report: Head of Operations Search</w:t>
       </w:r>
     </w:p>
     <w:p>
       <w:r>
-        <w:t>Prepared by James Grant, Senior Consultant, for the leadership of Davis and Sons on the Head of Operations search for Davis and Sons.</w:t>
+        <w:t>Prepared for the leadership of Davis and Sons by James Grant, Senior Consultant, covering the period since our working session earlier this month. The search is at its midpoint and is on schedule for a slate in October.</w:t>
       </w:r>
     </w:p>
     <w:p>
@@ -25,7 +25,12 @@
     </w:p>
     <w:p>
       <w:r>
-        <w:t>The search is on schedule and now at its midpoint. The market has been mapped, the first round of interviews is complete, a strong group of prospects has emerged, and the work ahead is to narrow that group to the short slate your side will meet. We are working within the fixed fee of $100,500 agreed at the outset, which covers the assignment in full, and the engagement remains on budget and on time.</w:t>
+        <w:t>The research is complete across the sectors we agreed at kickoff, and the second pass over two adjacent markets closed last week, which means the target list will not grow again except by exception. Of the forty-four people approached since the specification was signed off, twenty-six took a first conversation, nine are in live conversation now, and five have been through a full assessment interview with me in person.</w:t>
+      </w:r>
+    </w:p>
+    <w:p>
+      <w:r>
+        <w:t>The arithmetic behind those numbers is worth recording, because it bears on how the remaining months should be run. The profile the specification asks for is genuinely scarce here, so the yield per approach is lower than we forecast at kickoff and each conversation takes longer to mature than it would on a role with a deeper bench behind it. That is a cost in patience rather than in money, and it sits on our side of the line.</w:t>
       </w:r>
     </w:p>
     <w:p>
@@ -33,22 +38,39 @@
         <w:pStyle w:val="Heading2"/>
       </w:pPr>
       <w:r>
-        <w:t>What we have done this period</w:t>
+        <w:t>Completed since the last report</w:t>
       </w:r>
     </w:p>
     <w:p>
+      <w:pPr>
+        <w:pStyle w:val="ListBullet"/>
+      </w:pPr>
       <w:r>
-        <w:t>Since the last report the team has closed the market map and moved the search into interviews, which is the point at which a retained search stops being a matter of names on a page and becomes a matter of judgment about people. I have led the first-round interviews of the most senior prospects myself and recorded read-outs for the team, and that first pass has already thinned the field to the operators who genuinely fit what Davis and Sons needs of a Head of Operations rather than those who merely look the part on paper.</w:t>
+        <w:t>1. The second research pass closed. It produced three additional prospects, two of whom are now in conversation, and it settled the question of whether the adjacent markets hold a deeper bench, which they do not.</w:t>
       </w:r>
     </w:p>
     <w:p>
+      <w:pPr>
+        <w:pStyle w:val="ListBullet"/>
+      </w:pPr>
       <w:r>
-        <w:t>Nicole Donovan has built the candidate profiles that sit behind each interview, framing every prospect by current role and record, and has kept the candidate threads current so that no promising conversation has cooled while the round has run. Her profiles are close enough to final that they will drop into the slate summary with little further work, which keeps the search moving at the pace the assignment needs.</w:t>
+        <w:t>2. Five assessment interviews were completed in person, each with a written appraisal on file. Nobody reaches your slate without one, and the appraisals travel with the slate when it comes.</w:t>
       </w:r>
     </w:p>
     <w:p>
+      <w:pPr>
+        <w:pStyle w:val="ListBullet"/>
+      </w:pPr>
       <w:r>
-        <w:t>The specification we settled at the start has held steady through the period, which has kept the search orderly and the team calibrated against a single brief, and we have measured every prospect against it at each step so that the field we are building genuinely answers what Davis and Sons set out to hire. Throughout, we have held to the discretion the assignment demands: prospective candidates have been discussed only by their current role and record, none has been named in anything that circulates, and no candidate's interest in the seat has traveled beyond the few people who need to know it.</w:t>
+        <w:t>3. Nicole Donovan built and circulated the interview architecture for the finalist meetings: off site, two rounds, and one named point of contact on your side who holds the full list.</w:t>
+      </w:r>
+    </w:p>
+    <w:p>
+      <w:pPr>
+        <w:pStyle w:val="ListBullet"/>
+      </w:pPr>
+      <w:r>
+        <w:t>4. The compensation band was confirmed in writing on your side. That unblocked the second wave of approaches and has already changed the temperature of two conversations that had stalled on it.</w:t>
       </w:r>
     </w:p>
     <w:p>
@@ -56,12 +78,39 @@
         <w:pStyle w:val="Heading2"/>
       </w:pPr>
       <w:r>
-        <w:t>What comes next</w:t>
+        <w:t>The period ahead</w:t>
       </w:r>
     </w:p>
     <w:p>
+      <w:pPr>
+        <w:pStyle w:val="ListBullet"/>
+      </w:pPr>
       <w:r>
-        <w:t>Over the coming weeks the team will complete the remaining first-round interviews, test the strongest prospects more deeply against the specification, and assemble the short slate for your review, and each candidate on that slate will come to you described by the evidence of what they have built and by their fit with the operating core of the business. We will hold every name in confidence until both sides are ready to meet, which is the discretion that lets people in current seats talk to us at all. Once your side has met the slate, we will move with you into references and stay beside you through to an accepted offer, so that our work ends at the placement and not at the introduction.</w:t>
+        <w:t>1. Reference work opens on the leading candidates next month, ahead of the slate rather than after it. That is not our usual sequence, and it is a deliberate response to how tight this market has proved.</w:t>
+      </w:r>
+    </w:p>
+    <w:p>
+      <w:pPr>
+        <w:pStyle w:val="ListBullet"/>
+      </w:pPr>
+      <w:r>
+        <w:t>2. The slate comes to you in October, with a written appraisal of each candidate on it and our reasons for setting the others aside.</w:t>
+      </w:r>
+    </w:p>
+    <w:p>
+      <w:pPr>
+        <w:pStyle w:val="ListBullet"/>
+      </w:pPr>
+      <w:r>
+        <w:t>3. Finalist meetings follow in November, arranged around your calendar and held away from your premises.</w:t>
+      </w:r>
+    </w:p>
+    <w:p>
+      <w:pPr>
+        <w:pStyle w:val="ListBullet"/>
+      </w:pPr>
+      <w:r>
+        <w:t>4. Offer and close after that. We stay with the search until your candidate has accepted and given notice to their present employer.</w:t>
       </w:r>
     </w:p>
     <w:p>
@@ -69,17 +118,65 @@
         <w:pStyle w:val="Heading2"/>
       </w:pPr>
       <w:r>
-        <w:t>Risks and how we are holding them</w:t>
+        <w:t>The engagement against its budget</w:t>
       </w:r>
     </w:p>
     <w:p>
       <w:r>
-        <w:t>Two risks are worth naming, and neither is pressing. The first is timing on the candidates' side, because the strongest prospects for a role of this kind are people who are not looking to move, and one or two may need longer to decide than a fixed schedule would prefer, which we manage by keeping them warm and honest about where they stand rather than forcing a pace that would lose them. The second is the depth of the field in one of the three market sectors, which came in thinner than the other two, and which we have covered by weighting the outreach toward the sectors where a Head of Operations of this profile is more likely to be found. Nothing about the cost or the timetable of the engagement has changed since we began, and the search remains firmly within the fee we agreed.</w:t>
+        <w:t>The assignment is a fixed fee of $100,500, invoiced in three equal parts. The first was billed on commencement and the second falls due on delivery of the slate, so you should expect no invoice from us between now and October. Expenses are running under what we projected at kickoff, largely because most of the assessment interviews were held within a day's travel, and they appear line by line on each invoice rather than as a single figure.</w:t>
+      </w:r>
+    </w:p>
+    <w:p>
+      <w:pPr>
+        <w:pStyle w:val="Heading2"/>
+      </w:pPr>
+      <w:r>
+        <w:t>Risks, and what we are doing about them</w:t>
+      </w:r>
+    </w:p>
+    <w:p>
+      <w:pPr>
+        <w:pStyle w:val="ListBullet"/>
+      </w:pPr>
+      <w:r>
+        <w:t>1. Scarcity of the profile. Nine live conversations is a workable number and it is not a comfortable one. If two were to withdraw in the same fortnight the October date would be at risk, and you would hear that from us on the day it happened, not at the next report.</w:t>
+      </w:r>
+    </w:p>
+    <w:p>
+      <w:pPr>
+        <w:pStyle w:val="ListBullet"/>
+      </w:pPr>
+      <w:r>
+        <w:t>2. Counteroffers. Two of the five assessed candidates matter enough to their present employers that a counteroffer is likely, so we work that risk during references and during the offer, while there is still something to be done about it.</w:t>
+      </w:r>
+    </w:p>
+    <w:p>
+      <w:pPr>
+        <w:pStyle w:val="ListBullet"/>
+      </w:pPr>
+      <w:r>
+        <w:t>3. The turn of the year. The last weeks of December are effectively closed for interviewing, so any slip in November compresses into a window that will not stretch. That is the argument for holding the October date firmly rather than comfortably.</w:t>
+      </w:r>
+    </w:p>
+    <w:p>
+      <w:pPr>
+        <w:pStyle w:val="ListBullet"/>
+      </w:pPr>
+      <w:r>
+        <w:t>4. Confidentiality inside the business. The more people at Davis and Sons who know a search is running, the shorter the odds that a candidate hears about it from somewhere other than us. The single point of contact is the control on that, and it only works if it is observed.</w:t>
+      </w:r>
+    </w:p>
+    <w:p>
+      <w:pPr>
+        <w:pStyle w:val="Heading2"/>
+      </w:pPr>
+      <w:r>
+        <w:t>What we need from you</w:t>
       </w:r>
     </w:p>
     <w:p>
       <w:r>
-        <w:t>The search is healthy, the field is real, and we are on course to bring you a slate you can act on with confidence. The one thing I need from your side now is a provisional date to meet that slate, which I will confirm the moment the field is firm.</w:t>
+        <w:t>The slate presentation is the next fixed point in the search and it needs a room rather than a telephone call, so we need two hours of your leadership team's time in the second half of October, booked now while the calendar is still open. Nicole Donovan will come to your assistant this week with three options, and taking one of them before the month is out is the single thing that keeps the November meetings where they are.</w:t>
       </w:r>
     </w:p>
     <w:sectPr>
